--- a/SAJE_292892_revision/deliverables_final/05_Supplementary_Material_Clean.docx
+++ b/SAJE_292892_revision/deliverables_final/05_Supplementary_Material_Clean.docx
@@ -13623,7 +13623,7 @@
   <w:docDefaults>
     <w:rPrDefault>
       <w:rPr>
-        <w:rFonts w:asciiTheme="minorHAnsi" w:eastAsiaTheme="minorEastAsia" w:hAnsiTheme="minorHAnsi" w:cstheme="minorBidi"/>
+        <w:rFonts w:ascii="Times New Roman" w:hAnsi="Times New Roman" w:eastAsia="Times New Roman" w:cs="Times New Roman"/>
         <w:sz w:val="22"/>
         <w:szCs w:val="22"/>
         <w:lang w:val="en-US" w:eastAsia="en-US" w:bidi="ar-SA"/>
@@ -13842,7 +13842,7 @@
       <w:outlineLvl w:val="0"/>
     </w:pPr>
     <w:rPr>
-      <w:rFonts w:asciiTheme="majorHAnsi" w:eastAsiaTheme="majorEastAsia" w:hAnsiTheme="majorHAnsi" w:cstheme="majorBidi"/>
+      <w:rFonts w:ascii="Times New Roman" w:hAnsi="Times New Roman" w:eastAsia="Times New Roman" w:cs="Times New Roman"/>
       <w:b/>
       <w:bCs/>
       <w:color w:val="365F91" w:themeColor="accent1" w:themeShade="BF"/>
@@ -13866,7 +13866,7 @@
       <w:outlineLvl w:val="1"/>
     </w:pPr>
     <w:rPr>
-      <w:rFonts w:asciiTheme="majorHAnsi" w:eastAsiaTheme="majorEastAsia" w:hAnsiTheme="majorHAnsi" w:cstheme="majorBidi"/>
+      <w:rFonts w:ascii="Times New Roman" w:hAnsi="Times New Roman" w:eastAsia="Times New Roman" w:cs="Times New Roman"/>
       <w:b/>
       <w:bCs/>
       <w:color w:val="4F81BD" w:themeColor="accent1"/>
@@ -13890,7 +13890,7 @@
       <w:outlineLvl w:val="2"/>
     </w:pPr>
     <w:rPr>
-      <w:rFonts w:asciiTheme="majorHAnsi" w:eastAsiaTheme="majorEastAsia" w:hAnsiTheme="majorHAnsi" w:cstheme="majorBidi"/>
+      <w:rFonts w:ascii="Times New Roman" w:hAnsi="Times New Roman" w:eastAsia="Times New Roman" w:cs="Times New Roman"/>
       <w:b/>
       <w:bCs/>
       <w:color w:val="4F81BD" w:themeColor="accent1"/>
@@ -13913,7 +13913,7 @@
       <w:outlineLvl w:val="3"/>
     </w:pPr>
     <w:rPr>
-      <w:rFonts w:asciiTheme="majorHAnsi" w:eastAsiaTheme="majorEastAsia" w:hAnsiTheme="majorHAnsi" w:cstheme="majorBidi"/>
+      <w:rFonts w:ascii="Times New Roman" w:hAnsi="Times New Roman" w:eastAsia="Times New Roman" w:cs="Times New Roman"/>
       <w:b/>
       <w:bCs/>
       <w:i/>
@@ -13938,7 +13938,7 @@
       <w:outlineLvl w:val="4"/>
     </w:pPr>
     <w:rPr>
-      <w:rFonts w:asciiTheme="majorHAnsi" w:eastAsiaTheme="majorEastAsia" w:hAnsiTheme="majorHAnsi" w:cstheme="majorBidi"/>
+      <w:rFonts w:ascii="Times New Roman" w:hAnsi="Times New Roman" w:eastAsia="Times New Roman" w:cs="Times New Roman"/>
       <w:color w:val="243F60" w:themeColor="accent1" w:themeShade="7F"/>
     </w:rPr>
   </w:style>
@@ -13959,7 +13959,7 @@
       <w:outlineLvl w:val="5"/>
     </w:pPr>
     <w:rPr>
-      <w:rFonts w:asciiTheme="majorHAnsi" w:eastAsiaTheme="majorEastAsia" w:hAnsiTheme="majorHAnsi" w:cstheme="majorBidi"/>
+      <w:rFonts w:ascii="Times New Roman" w:hAnsi="Times New Roman" w:eastAsia="Times New Roman" w:cs="Times New Roman"/>
       <w:i/>
       <w:iCs/>
       <w:color w:val="243F60" w:themeColor="accent1" w:themeShade="7F"/>
@@ -13982,7 +13982,7 @@
       <w:outlineLvl w:val="6"/>
     </w:pPr>
     <w:rPr>
-      <w:rFonts w:asciiTheme="majorHAnsi" w:eastAsiaTheme="majorEastAsia" w:hAnsiTheme="majorHAnsi" w:cstheme="majorBidi"/>
+      <w:rFonts w:ascii="Times New Roman" w:hAnsi="Times New Roman" w:eastAsia="Times New Roman" w:cs="Times New Roman"/>
       <w:i/>
       <w:iCs/>
       <w:color w:val="404040" w:themeColor="text1" w:themeTint="BF"/>
@@ -14005,7 +14005,7 @@
       <w:outlineLvl w:val="7"/>
     </w:pPr>
     <w:rPr>
-      <w:rFonts w:asciiTheme="majorHAnsi" w:eastAsiaTheme="majorEastAsia" w:hAnsiTheme="majorHAnsi" w:cstheme="majorBidi"/>
+      <w:rFonts w:ascii="Times New Roman" w:hAnsi="Times New Roman" w:eastAsia="Times New Roman" w:cs="Times New Roman"/>
       <w:color w:val="4F81BD" w:themeColor="accent1"/>
       <w:sz w:val="20"/>
       <w:szCs w:val="20"/>
@@ -14028,7 +14028,7 @@
       <w:outlineLvl w:val="8"/>
     </w:pPr>
     <w:rPr>
-      <w:rFonts w:asciiTheme="majorHAnsi" w:eastAsiaTheme="majorEastAsia" w:hAnsiTheme="majorHAnsi" w:cstheme="majorBidi"/>
+      <w:rFonts w:ascii="Times New Roman" w:hAnsi="Times New Roman" w:eastAsia="Times New Roman" w:cs="Times New Roman"/>
       <w:i/>
       <w:iCs/>
       <w:color w:val="404040" w:themeColor="text1" w:themeTint="BF"/>
@@ -14079,7 +14079,7 @@
     <w:uiPriority w:val="9"/>
     <w:rsid w:val="00FC693F"/>
     <w:rPr>
-      <w:rFonts w:asciiTheme="majorHAnsi" w:eastAsiaTheme="majorEastAsia" w:hAnsiTheme="majorHAnsi" w:cstheme="majorBidi"/>
+      <w:rFonts w:ascii="Times New Roman" w:hAnsi="Times New Roman" w:eastAsia="Times New Roman" w:cs="Times New Roman"/>
       <w:b/>
       <w:bCs/>
       <w:color w:val="365F91" w:themeColor="accent1" w:themeShade="BF"/>
@@ -14094,7 +14094,7 @@
     <w:uiPriority w:val="9"/>
     <w:rsid w:val="00FC693F"/>
     <w:rPr>
-      <w:rFonts w:asciiTheme="majorHAnsi" w:eastAsiaTheme="majorEastAsia" w:hAnsiTheme="majorHAnsi" w:cstheme="majorBidi"/>
+      <w:rFonts w:ascii="Times New Roman" w:hAnsi="Times New Roman" w:eastAsia="Times New Roman" w:cs="Times New Roman"/>
       <w:b/>
       <w:bCs/>
       <w:color w:val="4F81BD" w:themeColor="accent1"/>
@@ -14109,7 +14109,7 @@
     <w:uiPriority w:val="9"/>
     <w:rsid w:val="00FC693F"/>
     <w:rPr>
-      <w:rFonts w:asciiTheme="majorHAnsi" w:eastAsiaTheme="majorEastAsia" w:hAnsiTheme="majorHAnsi" w:cstheme="majorBidi"/>
+      <w:rFonts w:ascii="Times New Roman" w:hAnsi="Times New Roman" w:eastAsia="Times New Roman" w:cs="Times New Roman"/>
       <w:b/>
       <w:bCs/>
       <w:color w:val="4F81BD" w:themeColor="accent1"/>
@@ -14131,7 +14131,7 @@
       <w:contextualSpacing/>
     </w:pPr>
     <w:rPr>
-      <w:rFonts w:asciiTheme="majorHAnsi" w:eastAsiaTheme="majorEastAsia" w:hAnsiTheme="majorHAnsi" w:cstheme="majorBidi"/>
+      <w:rFonts w:ascii="Times New Roman" w:hAnsi="Times New Roman" w:eastAsia="Times New Roman" w:cs="Times New Roman"/>
       <w:color w:val="17365D" w:themeColor="text2" w:themeShade="BF"/>
       <w:spacing w:val="5"/>
       <w:kern w:val="28"/>
@@ -14146,7 +14146,7 @@
     <w:uiPriority w:val="10"/>
     <w:rsid w:val="00FC693F"/>
     <w:rPr>
-      <w:rFonts w:asciiTheme="majorHAnsi" w:eastAsiaTheme="majorEastAsia" w:hAnsiTheme="majorHAnsi" w:cstheme="majorBidi"/>
+      <w:rFonts w:ascii="Times New Roman" w:hAnsi="Times New Roman" w:eastAsia="Times New Roman" w:cs="Times New Roman"/>
       <w:color w:val="17365D" w:themeColor="text2" w:themeShade="BF"/>
       <w:spacing w:val="5"/>
       <w:kern w:val="28"/>
@@ -14168,7 +14168,7 @@
       </w:numPr>
     </w:pPr>
     <w:rPr>
-      <w:rFonts w:asciiTheme="majorHAnsi" w:eastAsiaTheme="majorEastAsia" w:hAnsiTheme="majorHAnsi" w:cstheme="majorBidi"/>
+      <w:rFonts w:ascii="Times New Roman" w:hAnsi="Times New Roman" w:eastAsia="Times New Roman" w:cs="Times New Roman"/>
       <w:i/>
       <w:iCs/>
       <w:color w:val="4F81BD" w:themeColor="accent1"/>
@@ -14184,7 +14184,7 @@
     <w:uiPriority w:val="11"/>
     <w:rsid w:val="00FC693F"/>
     <w:rPr>
-      <w:rFonts w:asciiTheme="majorHAnsi" w:eastAsiaTheme="majorEastAsia" w:hAnsiTheme="majorHAnsi" w:cstheme="majorBidi"/>
+      <w:rFonts w:ascii="Times New Roman" w:hAnsi="Times New Roman" w:eastAsia="Times New Roman" w:cs="Times New Roman"/>
       <w:i/>
       <w:iCs/>
       <w:color w:val="4F81BD" w:themeColor="accent1"/>
@@ -14482,7 +14482,7 @@
     <w:semiHidden/>
     <w:rsid w:val="00FC693F"/>
     <w:rPr>
-      <w:rFonts w:asciiTheme="majorHAnsi" w:eastAsiaTheme="majorEastAsia" w:hAnsiTheme="majorHAnsi" w:cstheme="majorBidi"/>
+      <w:rFonts w:ascii="Times New Roman" w:hAnsi="Times New Roman" w:eastAsia="Times New Roman" w:cs="Times New Roman"/>
       <w:b/>
       <w:bCs/>
       <w:i/>
@@ -14498,7 +14498,7 @@
     <w:semiHidden/>
     <w:rsid w:val="00FC693F"/>
     <w:rPr>
-      <w:rFonts w:asciiTheme="majorHAnsi" w:eastAsiaTheme="majorEastAsia" w:hAnsiTheme="majorHAnsi" w:cstheme="majorBidi"/>
+      <w:rFonts w:ascii="Times New Roman" w:hAnsi="Times New Roman" w:eastAsia="Times New Roman" w:cs="Times New Roman"/>
       <w:color w:val="243F60" w:themeColor="accent1" w:themeShade="7F"/>
     </w:rPr>
   </w:style>
@@ -14510,7 +14510,7 @@
     <w:semiHidden/>
     <w:rsid w:val="00FC693F"/>
     <w:rPr>
-      <w:rFonts w:asciiTheme="majorHAnsi" w:eastAsiaTheme="majorEastAsia" w:hAnsiTheme="majorHAnsi" w:cstheme="majorBidi"/>
+      <w:rFonts w:ascii="Times New Roman" w:hAnsi="Times New Roman" w:eastAsia="Times New Roman" w:cs="Times New Roman"/>
       <w:i/>
       <w:iCs/>
       <w:color w:val="243F60" w:themeColor="accent1" w:themeShade="7F"/>
@@ -14524,7 +14524,7 @@
     <w:semiHidden/>
     <w:rsid w:val="00FC693F"/>
     <w:rPr>
-      <w:rFonts w:asciiTheme="majorHAnsi" w:eastAsiaTheme="majorEastAsia" w:hAnsiTheme="majorHAnsi" w:cstheme="majorBidi"/>
+      <w:rFonts w:ascii="Times New Roman" w:hAnsi="Times New Roman" w:eastAsia="Times New Roman" w:cs="Times New Roman"/>
       <w:i/>
       <w:iCs/>
       <w:color w:val="404040" w:themeColor="text1" w:themeTint="BF"/>
@@ -14538,7 +14538,7 @@
     <w:semiHidden/>
     <w:rsid w:val="00FC693F"/>
     <w:rPr>
-      <w:rFonts w:asciiTheme="majorHAnsi" w:eastAsiaTheme="majorEastAsia" w:hAnsiTheme="majorHAnsi" w:cstheme="majorBidi"/>
+      <w:rFonts w:ascii="Times New Roman" w:hAnsi="Times New Roman" w:eastAsia="Times New Roman" w:cs="Times New Roman"/>
       <w:color w:val="4F81BD" w:themeColor="accent1"/>
       <w:sz w:val="20"/>
       <w:szCs w:val="20"/>
@@ -14552,7 +14552,7 @@
     <w:semiHidden/>
     <w:rsid w:val="00FC693F"/>
     <w:rPr>
-      <w:rFonts w:asciiTheme="majorHAnsi" w:eastAsiaTheme="majorEastAsia" w:hAnsiTheme="majorHAnsi" w:cstheme="majorBidi"/>
+      <w:rFonts w:ascii="Times New Roman" w:hAnsi="Times New Roman" w:eastAsia="Times New Roman" w:cs="Times New Roman"/>
       <w:i/>
       <w:iCs/>
       <w:color w:val="404040" w:themeColor="text1" w:themeTint="BF"/>
@@ -16141,7 +16141,7 @@
         <w:spacing w:before="0" w:after="0" w:line="240" w:lineRule="auto"/>
       </w:pPr>
       <w:rPr>
-        <w:rFonts w:asciiTheme="majorHAnsi" w:eastAsiaTheme="majorEastAsia" w:hAnsiTheme="majorHAnsi" w:cstheme="majorBidi"/>
+        <w:rFonts w:ascii="Times New Roman" w:hAnsi="Times New Roman" w:eastAsia="Times New Roman" w:cs="Times New Roman"/>
         <w:b/>
         <w:bCs/>
       </w:rPr>
@@ -16162,7 +16162,7 @@
         <w:spacing w:before="0" w:after="0" w:line="240" w:lineRule="auto"/>
       </w:pPr>
       <w:rPr>
-        <w:rFonts w:asciiTheme="majorHAnsi" w:eastAsiaTheme="majorEastAsia" w:hAnsiTheme="majorHAnsi" w:cstheme="majorBidi"/>
+        <w:rFonts w:ascii="Times New Roman" w:hAnsi="Times New Roman" w:eastAsia="Times New Roman" w:cs="Times New Roman"/>
         <w:b/>
         <w:bCs/>
       </w:rPr>
@@ -16180,14 +16180,14 @@
     </w:tblStylePr>
     <w:tblStylePr w:type="firstCol">
       <w:rPr>
-        <w:rFonts w:asciiTheme="majorHAnsi" w:eastAsiaTheme="majorEastAsia" w:hAnsiTheme="majorHAnsi" w:cstheme="majorBidi"/>
+        <w:rFonts w:ascii="Times New Roman" w:hAnsi="Times New Roman" w:eastAsia="Times New Roman" w:cs="Times New Roman"/>
         <w:b/>
         <w:bCs/>
       </w:rPr>
     </w:tblStylePr>
     <w:tblStylePr w:type="lastCol">
       <w:rPr>
-        <w:rFonts w:asciiTheme="majorHAnsi" w:eastAsiaTheme="majorEastAsia" w:hAnsiTheme="majorHAnsi" w:cstheme="majorBidi"/>
+        <w:rFonts w:ascii="Times New Roman" w:hAnsi="Times New Roman" w:eastAsia="Times New Roman" w:cs="Times New Roman"/>
         <w:b/>
         <w:bCs/>
       </w:rPr>
@@ -16271,7 +16271,7 @@
         <w:spacing w:before="0" w:after="0" w:line="240" w:lineRule="auto"/>
       </w:pPr>
       <w:rPr>
-        <w:rFonts w:asciiTheme="majorHAnsi" w:eastAsiaTheme="majorEastAsia" w:hAnsiTheme="majorHAnsi" w:cstheme="majorBidi"/>
+        <w:rFonts w:ascii="Times New Roman" w:hAnsi="Times New Roman" w:eastAsia="Times New Roman" w:cs="Times New Roman"/>
         <w:b/>
         <w:bCs/>
       </w:rPr>
@@ -16292,7 +16292,7 @@
         <w:spacing w:before="0" w:after="0" w:line="240" w:lineRule="auto"/>
       </w:pPr>
       <w:rPr>
-        <w:rFonts w:asciiTheme="majorHAnsi" w:eastAsiaTheme="majorEastAsia" w:hAnsiTheme="majorHAnsi" w:cstheme="majorBidi"/>
+        <w:rFonts w:ascii="Times New Roman" w:hAnsi="Times New Roman" w:eastAsia="Times New Roman" w:cs="Times New Roman"/>
         <w:b/>
         <w:bCs/>
       </w:rPr>
@@ -16310,14 +16310,14 @@
     </w:tblStylePr>
     <w:tblStylePr w:type="firstCol">
       <w:rPr>
-        <w:rFonts w:asciiTheme="majorHAnsi" w:eastAsiaTheme="majorEastAsia" w:hAnsiTheme="majorHAnsi" w:cstheme="majorBidi"/>
+        <w:rFonts w:ascii="Times New Roman" w:hAnsi="Times New Roman" w:eastAsia="Times New Roman" w:cs="Times New Roman"/>
         <w:b/>
         <w:bCs/>
       </w:rPr>
     </w:tblStylePr>
     <w:tblStylePr w:type="lastCol">
       <w:rPr>
-        <w:rFonts w:asciiTheme="majorHAnsi" w:eastAsiaTheme="majorEastAsia" w:hAnsiTheme="majorHAnsi" w:cstheme="majorBidi"/>
+        <w:rFonts w:ascii="Times New Roman" w:hAnsi="Times New Roman" w:eastAsia="Times New Roman" w:cs="Times New Roman"/>
         <w:b/>
         <w:bCs/>
       </w:rPr>
@@ -16401,7 +16401,7 @@
         <w:spacing w:before="0" w:after="0" w:line="240" w:lineRule="auto"/>
       </w:pPr>
       <w:rPr>
-        <w:rFonts w:asciiTheme="majorHAnsi" w:eastAsiaTheme="majorEastAsia" w:hAnsiTheme="majorHAnsi" w:cstheme="majorBidi"/>
+        <w:rFonts w:ascii="Times New Roman" w:hAnsi="Times New Roman" w:eastAsia="Times New Roman" w:cs="Times New Roman"/>
         <w:b/>
         <w:bCs/>
       </w:rPr>
@@ -16422,7 +16422,7 @@
         <w:spacing w:before="0" w:after="0" w:line="240" w:lineRule="auto"/>
       </w:pPr>
       <w:rPr>
-        <w:rFonts w:asciiTheme="majorHAnsi" w:eastAsiaTheme="majorEastAsia" w:hAnsiTheme="majorHAnsi" w:cstheme="majorBidi"/>
+        <w:rFonts w:ascii="Times New Roman" w:hAnsi="Times New Roman" w:eastAsia="Times New Roman" w:cs="Times New Roman"/>
         <w:b/>
         <w:bCs/>
       </w:rPr>
@@ -16440,14 +16440,14 @@
     </w:tblStylePr>
     <w:tblStylePr w:type="firstCol">
       <w:rPr>
-        <w:rFonts w:asciiTheme="majorHAnsi" w:eastAsiaTheme="majorEastAsia" w:hAnsiTheme="majorHAnsi" w:cstheme="majorBidi"/>
+        <w:rFonts w:ascii="Times New Roman" w:hAnsi="Times New Roman" w:eastAsia="Times New Roman" w:cs="Times New Roman"/>
         <w:b/>
         <w:bCs/>
       </w:rPr>
     </w:tblStylePr>
     <w:tblStylePr w:type="lastCol">
       <w:rPr>
-        <w:rFonts w:asciiTheme="majorHAnsi" w:eastAsiaTheme="majorEastAsia" w:hAnsiTheme="majorHAnsi" w:cstheme="majorBidi"/>
+        <w:rFonts w:ascii="Times New Roman" w:hAnsi="Times New Roman" w:eastAsia="Times New Roman" w:cs="Times New Roman"/>
         <w:b/>
         <w:bCs/>
       </w:rPr>
@@ -16531,7 +16531,7 @@
         <w:spacing w:before="0" w:after="0" w:line="240" w:lineRule="auto"/>
       </w:pPr>
       <w:rPr>
-        <w:rFonts w:asciiTheme="majorHAnsi" w:eastAsiaTheme="majorEastAsia" w:hAnsiTheme="majorHAnsi" w:cstheme="majorBidi"/>
+        <w:rFonts w:ascii="Times New Roman" w:hAnsi="Times New Roman" w:eastAsia="Times New Roman" w:cs="Times New Roman"/>
         <w:b/>
         <w:bCs/>
       </w:rPr>
@@ -16552,7 +16552,7 @@
         <w:spacing w:before="0" w:after="0" w:line="240" w:lineRule="auto"/>
       </w:pPr>
       <w:rPr>
-        <w:rFonts w:asciiTheme="majorHAnsi" w:eastAsiaTheme="majorEastAsia" w:hAnsiTheme="majorHAnsi" w:cstheme="majorBidi"/>
+        <w:rFonts w:ascii="Times New Roman" w:hAnsi="Times New Roman" w:eastAsia="Times New Roman" w:cs="Times New Roman"/>
         <w:b/>
         <w:bCs/>
       </w:rPr>
@@ -16570,14 +16570,14 @@
     </w:tblStylePr>
     <w:tblStylePr w:type="firstCol">
       <w:rPr>
-        <w:rFonts w:asciiTheme="majorHAnsi" w:eastAsiaTheme="majorEastAsia" w:hAnsiTheme="majorHAnsi" w:cstheme="majorBidi"/>
+        <w:rFonts w:ascii="Times New Roman" w:hAnsi="Times New Roman" w:eastAsia="Times New Roman" w:cs="Times New Roman"/>
         <w:b/>
         <w:bCs/>
       </w:rPr>
     </w:tblStylePr>
     <w:tblStylePr w:type="lastCol">
       <w:rPr>
-        <w:rFonts w:asciiTheme="majorHAnsi" w:eastAsiaTheme="majorEastAsia" w:hAnsiTheme="majorHAnsi" w:cstheme="majorBidi"/>
+        <w:rFonts w:ascii="Times New Roman" w:hAnsi="Times New Roman" w:eastAsia="Times New Roman" w:cs="Times New Roman"/>
         <w:b/>
         <w:bCs/>
       </w:rPr>
@@ -16661,7 +16661,7 @@
         <w:spacing w:before="0" w:after="0" w:line="240" w:lineRule="auto"/>
       </w:pPr>
       <w:rPr>
-        <w:rFonts w:asciiTheme="majorHAnsi" w:eastAsiaTheme="majorEastAsia" w:hAnsiTheme="majorHAnsi" w:cstheme="majorBidi"/>
+        <w:rFonts w:ascii="Times New Roman" w:hAnsi="Times New Roman" w:eastAsia="Times New Roman" w:cs="Times New Roman"/>
         <w:b/>
         <w:bCs/>
       </w:rPr>
@@ -16682,7 +16682,7 @@
         <w:spacing w:before="0" w:after="0" w:line="240" w:lineRule="auto"/>
       </w:pPr>
       <w:rPr>
-        <w:rFonts w:asciiTheme="majorHAnsi" w:eastAsiaTheme="majorEastAsia" w:hAnsiTheme="majorHAnsi" w:cstheme="majorBidi"/>
+        <w:rFonts w:ascii="Times New Roman" w:hAnsi="Times New Roman" w:eastAsia="Times New Roman" w:cs="Times New Roman"/>
         <w:b/>
         <w:bCs/>
       </w:rPr>
@@ -16700,14 +16700,14 @@
     </w:tblStylePr>
     <w:tblStylePr w:type="firstCol">
       <w:rPr>
-        <w:rFonts w:asciiTheme="majorHAnsi" w:eastAsiaTheme="majorEastAsia" w:hAnsiTheme="majorHAnsi" w:cstheme="majorBidi"/>
+        <w:rFonts w:ascii="Times New Roman" w:hAnsi="Times New Roman" w:eastAsia="Times New Roman" w:cs="Times New Roman"/>
         <w:b/>
         <w:bCs/>
       </w:rPr>
     </w:tblStylePr>
     <w:tblStylePr w:type="lastCol">
       <w:rPr>
-        <w:rFonts w:asciiTheme="majorHAnsi" w:eastAsiaTheme="majorEastAsia" w:hAnsiTheme="majorHAnsi" w:cstheme="majorBidi"/>
+        <w:rFonts w:ascii="Times New Roman" w:hAnsi="Times New Roman" w:eastAsia="Times New Roman" w:cs="Times New Roman"/>
         <w:b/>
         <w:bCs/>
       </w:rPr>
@@ -16791,7 +16791,7 @@
         <w:spacing w:before="0" w:after="0" w:line="240" w:lineRule="auto"/>
       </w:pPr>
       <w:rPr>
-        <w:rFonts w:asciiTheme="majorHAnsi" w:eastAsiaTheme="majorEastAsia" w:hAnsiTheme="majorHAnsi" w:cstheme="majorBidi"/>
+        <w:rFonts w:ascii="Times New Roman" w:hAnsi="Times New Roman" w:eastAsia="Times New Roman" w:cs="Times New Roman"/>
         <w:b/>
         <w:bCs/>
       </w:rPr>
@@ -16812,7 +16812,7 @@
         <w:spacing w:before="0" w:after="0" w:line="240" w:lineRule="auto"/>
       </w:pPr>
       <w:rPr>
-        <w:rFonts w:asciiTheme="majorHAnsi" w:eastAsiaTheme="majorEastAsia" w:hAnsiTheme="majorHAnsi" w:cstheme="majorBidi"/>
+        <w:rFonts w:ascii="Times New Roman" w:hAnsi="Times New Roman" w:eastAsia="Times New Roman" w:cs="Times New Roman"/>
         <w:b/>
         <w:bCs/>
       </w:rPr>
@@ -16830,14 +16830,14 @@
     </w:tblStylePr>
     <w:tblStylePr w:type="firstCol">
       <w:rPr>
-        <w:rFonts w:asciiTheme="majorHAnsi" w:eastAsiaTheme="majorEastAsia" w:hAnsiTheme="majorHAnsi" w:cstheme="majorBidi"/>
+        <w:rFonts w:ascii="Times New Roman" w:hAnsi="Times New Roman" w:eastAsia="Times New Roman" w:cs="Times New Roman"/>
         <w:b/>
         <w:bCs/>
       </w:rPr>
     </w:tblStylePr>
     <w:tblStylePr w:type="lastCol">
       <w:rPr>
-        <w:rFonts w:asciiTheme="majorHAnsi" w:eastAsiaTheme="majorEastAsia" w:hAnsiTheme="majorHAnsi" w:cstheme="majorBidi"/>
+        <w:rFonts w:ascii="Times New Roman" w:hAnsi="Times New Roman" w:eastAsia="Times New Roman" w:cs="Times New Roman"/>
         <w:b/>
         <w:bCs/>
       </w:rPr>
@@ -16921,7 +16921,7 @@
         <w:spacing w:before="0" w:after="0" w:line="240" w:lineRule="auto"/>
       </w:pPr>
       <w:rPr>
-        <w:rFonts w:asciiTheme="majorHAnsi" w:eastAsiaTheme="majorEastAsia" w:hAnsiTheme="majorHAnsi" w:cstheme="majorBidi"/>
+        <w:rFonts w:ascii="Times New Roman" w:hAnsi="Times New Roman" w:eastAsia="Times New Roman" w:cs="Times New Roman"/>
         <w:b/>
         <w:bCs/>
       </w:rPr>
@@ -16942,7 +16942,7 @@
         <w:spacing w:before="0" w:after="0" w:line="240" w:lineRule="auto"/>
       </w:pPr>
       <w:rPr>
-        <w:rFonts w:asciiTheme="majorHAnsi" w:eastAsiaTheme="majorEastAsia" w:hAnsiTheme="majorHAnsi" w:cstheme="majorBidi"/>
+        <w:rFonts w:ascii="Times New Roman" w:hAnsi="Times New Roman" w:eastAsia="Times New Roman" w:cs="Times New Roman"/>
         <w:b/>
         <w:bCs/>
       </w:rPr>
@@ -16960,14 +16960,14 @@
     </w:tblStylePr>
     <w:tblStylePr w:type="firstCol">
       <w:rPr>
-        <w:rFonts w:asciiTheme="majorHAnsi" w:eastAsiaTheme="majorEastAsia" w:hAnsiTheme="majorHAnsi" w:cstheme="majorBidi"/>
+        <w:rFonts w:ascii="Times New Roman" w:hAnsi="Times New Roman" w:eastAsia="Times New Roman" w:cs="Times New Roman"/>
         <w:b/>
         <w:bCs/>
       </w:rPr>
     </w:tblStylePr>
     <w:tblStylePr w:type="lastCol">
       <w:rPr>
-        <w:rFonts w:asciiTheme="majorHAnsi" w:eastAsiaTheme="majorEastAsia" w:hAnsiTheme="majorHAnsi" w:cstheme="majorBidi"/>
+        <w:rFonts w:ascii="Times New Roman" w:hAnsi="Times New Roman" w:eastAsia="Times New Roman" w:cs="Times New Roman"/>
         <w:b/>
         <w:bCs/>
       </w:rPr>
@@ -18832,7 +18832,7 @@
     </w:tblPr>
     <w:tblStylePr w:type="firstRow">
       <w:rPr>
-        <w:rFonts w:asciiTheme="majorHAnsi" w:eastAsiaTheme="majorEastAsia" w:hAnsiTheme="majorHAnsi" w:cstheme="majorBidi"/>
+        <w:rFonts w:ascii="Times New Roman" w:hAnsi="Times New Roman" w:eastAsia="Times New Roman" w:cs="Times New Roman"/>
       </w:rPr>
       <w:tblPr/>
       <w:tcPr>
@@ -18916,7 +18916,7 @@
     </w:tblPr>
     <w:tblStylePr w:type="firstRow">
       <w:rPr>
-        <w:rFonts w:asciiTheme="majorHAnsi" w:eastAsiaTheme="majorEastAsia" w:hAnsiTheme="majorHAnsi" w:cstheme="majorBidi"/>
+        <w:rFonts w:ascii="Times New Roman" w:hAnsi="Times New Roman" w:eastAsia="Times New Roman" w:cs="Times New Roman"/>
       </w:rPr>
       <w:tblPr/>
       <w:tcPr>
@@ -19000,7 +19000,7 @@
     </w:tblPr>
     <w:tblStylePr w:type="firstRow">
       <w:rPr>
-        <w:rFonts w:asciiTheme="majorHAnsi" w:eastAsiaTheme="majorEastAsia" w:hAnsiTheme="majorHAnsi" w:cstheme="majorBidi"/>
+        <w:rFonts w:ascii="Times New Roman" w:hAnsi="Times New Roman" w:eastAsia="Times New Roman" w:cs="Times New Roman"/>
       </w:rPr>
       <w:tblPr/>
       <w:tcPr>
@@ -19084,7 +19084,7 @@
     </w:tblPr>
     <w:tblStylePr w:type="firstRow">
       <w:rPr>
-        <w:rFonts w:asciiTheme="majorHAnsi" w:eastAsiaTheme="majorEastAsia" w:hAnsiTheme="majorHAnsi" w:cstheme="majorBidi"/>
+        <w:rFonts w:ascii="Times New Roman" w:hAnsi="Times New Roman" w:eastAsia="Times New Roman" w:cs="Times New Roman"/>
       </w:rPr>
       <w:tblPr/>
       <w:tcPr>
@@ -19168,7 +19168,7 @@
     </w:tblPr>
     <w:tblStylePr w:type="firstRow">
       <w:rPr>
-        <w:rFonts w:asciiTheme="majorHAnsi" w:eastAsiaTheme="majorEastAsia" w:hAnsiTheme="majorHAnsi" w:cstheme="majorBidi"/>
+        <w:rFonts w:ascii="Times New Roman" w:hAnsi="Times New Roman" w:eastAsia="Times New Roman" w:cs="Times New Roman"/>
       </w:rPr>
       <w:tblPr/>
       <w:tcPr>
@@ -19252,7 +19252,7 @@
     </w:tblPr>
     <w:tblStylePr w:type="firstRow">
       <w:rPr>
-        <w:rFonts w:asciiTheme="majorHAnsi" w:eastAsiaTheme="majorEastAsia" w:hAnsiTheme="majorHAnsi" w:cstheme="majorBidi"/>
+        <w:rFonts w:ascii="Times New Roman" w:hAnsi="Times New Roman" w:eastAsia="Times New Roman" w:cs="Times New Roman"/>
       </w:rPr>
       <w:tblPr/>
       <w:tcPr>
@@ -19336,7 +19336,7 @@
     </w:tblPr>
     <w:tblStylePr w:type="firstRow">
       <w:rPr>
-        <w:rFonts w:asciiTheme="majorHAnsi" w:eastAsiaTheme="majorEastAsia" w:hAnsiTheme="majorHAnsi" w:cstheme="majorBidi"/>
+        <w:rFonts w:ascii="Times New Roman" w:hAnsi="Times New Roman" w:eastAsia="Times New Roman" w:cs="Times New Roman"/>
       </w:rPr>
       <w:tblPr/>
       <w:tcPr>
@@ -19401,7 +19401,7 @@
       <w:spacing w:after="0" w:line="240" w:lineRule="auto"/>
     </w:pPr>
     <w:rPr>
-      <w:rFonts w:asciiTheme="majorHAnsi" w:eastAsiaTheme="majorEastAsia" w:hAnsiTheme="majorHAnsi" w:cstheme="majorBidi"/>
+      <w:rFonts w:ascii="Times New Roman" w:hAnsi="Times New Roman" w:eastAsia="Times New Roman" w:cs="Times New Roman"/>
       <w:color w:val="000000" w:themeColor="text1"/>
     </w:rPr>
     <w:tblPr>
@@ -19529,7 +19529,7 @@
       <w:spacing w:after="0" w:line="240" w:lineRule="auto"/>
     </w:pPr>
     <w:rPr>
-      <w:rFonts w:asciiTheme="majorHAnsi" w:eastAsiaTheme="majorEastAsia" w:hAnsiTheme="majorHAnsi" w:cstheme="majorBidi"/>
+      <w:rFonts w:ascii="Times New Roman" w:hAnsi="Times New Roman" w:eastAsia="Times New Roman" w:cs="Times New Roman"/>
       <w:color w:val="000000" w:themeColor="text1"/>
     </w:rPr>
     <w:tblPr>
@@ -19657,7 +19657,7 @@
       <w:spacing w:after="0" w:line="240" w:lineRule="auto"/>
     </w:pPr>
     <w:rPr>
-      <w:rFonts w:asciiTheme="majorHAnsi" w:eastAsiaTheme="majorEastAsia" w:hAnsiTheme="majorHAnsi" w:cstheme="majorBidi"/>
+      <w:rFonts w:ascii="Times New Roman" w:hAnsi="Times New Roman" w:eastAsia="Times New Roman" w:cs="Times New Roman"/>
       <w:color w:val="000000" w:themeColor="text1"/>
     </w:rPr>
     <w:tblPr>
@@ -19785,7 +19785,7 @@
       <w:spacing w:after="0" w:line="240" w:lineRule="auto"/>
     </w:pPr>
     <w:rPr>
-      <w:rFonts w:asciiTheme="majorHAnsi" w:eastAsiaTheme="majorEastAsia" w:hAnsiTheme="majorHAnsi" w:cstheme="majorBidi"/>
+      <w:rFonts w:ascii="Times New Roman" w:hAnsi="Times New Roman" w:eastAsia="Times New Roman" w:cs="Times New Roman"/>
       <w:color w:val="000000" w:themeColor="text1"/>
     </w:rPr>
     <w:tblPr>
@@ -19913,7 +19913,7 @@
       <w:spacing w:after="0" w:line="240" w:lineRule="auto"/>
     </w:pPr>
     <w:rPr>
-      <w:rFonts w:asciiTheme="majorHAnsi" w:eastAsiaTheme="majorEastAsia" w:hAnsiTheme="majorHAnsi" w:cstheme="majorBidi"/>
+      <w:rFonts w:ascii="Times New Roman" w:hAnsi="Times New Roman" w:eastAsia="Times New Roman" w:cs="Times New Roman"/>
       <w:color w:val="000000" w:themeColor="text1"/>
     </w:rPr>
     <w:tblPr>
@@ -20041,7 +20041,7 @@
       <w:spacing w:after="0" w:line="240" w:lineRule="auto"/>
     </w:pPr>
     <w:rPr>
-      <w:rFonts w:asciiTheme="majorHAnsi" w:eastAsiaTheme="majorEastAsia" w:hAnsiTheme="majorHAnsi" w:cstheme="majorBidi"/>
+      <w:rFonts w:ascii="Times New Roman" w:hAnsi="Times New Roman" w:eastAsia="Times New Roman" w:cs="Times New Roman"/>
       <w:color w:val="000000" w:themeColor="text1"/>
     </w:rPr>
     <w:tblPr>
@@ -20169,7 +20169,7 @@
       <w:spacing w:after="0" w:line="240" w:lineRule="auto"/>
     </w:pPr>
     <w:rPr>
-      <w:rFonts w:asciiTheme="majorHAnsi" w:eastAsiaTheme="majorEastAsia" w:hAnsiTheme="majorHAnsi" w:cstheme="majorBidi"/>
+      <w:rFonts w:ascii="Times New Roman" w:hAnsi="Times New Roman" w:eastAsia="Times New Roman" w:cs="Times New Roman"/>
       <w:color w:val="000000" w:themeColor="text1"/>
     </w:rPr>
     <w:tblPr>
@@ -20808,7 +20808,7 @@
       <w:spacing w:after="0" w:line="240" w:lineRule="auto"/>
     </w:pPr>
     <w:rPr>
-      <w:rFonts w:asciiTheme="majorHAnsi" w:eastAsiaTheme="majorEastAsia" w:hAnsiTheme="majorHAnsi" w:cstheme="majorBidi"/>
+      <w:rFonts w:ascii="Times New Roman" w:hAnsi="Times New Roman" w:eastAsia="Times New Roman" w:cs="Times New Roman"/>
       <w:color w:val="000000" w:themeColor="text1"/>
     </w:rPr>
     <w:tblPr>
@@ -20933,7 +20933,7 @@
       <w:spacing w:after="0" w:line="240" w:lineRule="auto"/>
     </w:pPr>
     <w:rPr>
-      <w:rFonts w:asciiTheme="majorHAnsi" w:eastAsiaTheme="majorEastAsia" w:hAnsiTheme="majorHAnsi" w:cstheme="majorBidi"/>
+      <w:rFonts w:ascii="Times New Roman" w:hAnsi="Times New Roman" w:eastAsia="Times New Roman" w:cs="Times New Roman"/>
       <w:color w:val="000000" w:themeColor="text1"/>
     </w:rPr>
     <w:tblPr>
@@ -21058,7 +21058,7 @@
       <w:spacing w:after="0" w:line="240" w:lineRule="auto"/>
     </w:pPr>
     <w:rPr>
-      <w:rFonts w:asciiTheme="majorHAnsi" w:eastAsiaTheme="majorEastAsia" w:hAnsiTheme="majorHAnsi" w:cstheme="majorBidi"/>
+      <w:rFonts w:ascii="Times New Roman" w:hAnsi="Times New Roman" w:eastAsia="Times New Roman" w:cs="Times New Roman"/>
       <w:color w:val="000000" w:themeColor="text1"/>
     </w:rPr>
     <w:tblPr>
@@ -21183,7 +21183,7 @@
       <w:spacing w:after="0" w:line="240" w:lineRule="auto"/>
     </w:pPr>
     <w:rPr>
-      <w:rFonts w:asciiTheme="majorHAnsi" w:eastAsiaTheme="majorEastAsia" w:hAnsiTheme="majorHAnsi" w:cstheme="majorBidi"/>
+      <w:rFonts w:ascii="Times New Roman" w:hAnsi="Times New Roman" w:eastAsia="Times New Roman" w:cs="Times New Roman"/>
       <w:color w:val="000000" w:themeColor="text1"/>
     </w:rPr>
     <w:tblPr>
@@ -21308,7 +21308,7 @@
       <w:spacing w:after="0" w:line="240" w:lineRule="auto"/>
     </w:pPr>
     <w:rPr>
-      <w:rFonts w:asciiTheme="majorHAnsi" w:eastAsiaTheme="majorEastAsia" w:hAnsiTheme="majorHAnsi" w:cstheme="majorBidi"/>
+      <w:rFonts w:ascii="Times New Roman" w:hAnsi="Times New Roman" w:eastAsia="Times New Roman" w:cs="Times New Roman"/>
       <w:color w:val="000000" w:themeColor="text1"/>
     </w:rPr>
     <w:tblPr>
@@ -21433,7 +21433,7 @@
       <w:spacing w:after="0" w:line="240" w:lineRule="auto"/>
     </w:pPr>
     <w:rPr>
-      <w:rFonts w:asciiTheme="majorHAnsi" w:eastAsiaTheme="majorEastAsia" w:hAnsiTheme="majorHAnsi" w:cstheme="majorBidi"/>
+      <w:rFonts w:ascii="Times New Roman" w:hAnsi="Times New Roman" w:eastAsia="Times New Roman" w:cs="Times New Roman"/>
       <w:color w:val="000000" w:themeColor="text1"/>
     </w:rPr>
     <w:tblPr>
@@ -21558,7 +21558,7 @@
       <w:spacing w:after="0" w:line="240" w:lineRule="auto"/>
     </w:pPr>
     <w:rPr>
-      <w:rFonts w:asciiTheme="majorHAnsi" w:eastAsiaTheme="majorEastAsia" w:hAnsiTheme="majorHAnsi" w:cstheme="majorBidi"/>
+      <w:rFonts w:ascii="Times New Roman" w:hAnsi="Times New Roman" w:eastAsia="Times New Roman" w:cs="Times New Roman"/>
       <w:color w:val="000000" w:themeColor="text1"/>
     </w:rPr>
     <w:tblPr>
@@ -37313,7 +37313,7 @@
     </a:clrScheme>
     <a:fontScheme name="Office">
       <a:majorFont>
-        <a:latin typeface="Calibri"/>
+        <a:latin typeface="Times New Roman"/>
         <a:ea typeface=""/>
         <a:cs typeface=""/>
         <a:font script="Jpan" typeface="ＭＳ ゴシック"/>
@@ -37348,7 +37348,7 @@
         <a:font script="Geor" typeface="Sylfaen"/>
       </a:majorFont>
       <a:minorFont>
-        <a:latin typeface="Cambria"/>
+        <a:latin typeface="Times New Roman"/>
         <a:ea typeface=""/>
         <a:cs typeface=""/>
         <a:font script="Jpan" typeface="ＭＳ 明朝"/>
